--- a/CV_Eng.docx
+++ b/CV_Eng.docx
@@ -200,7 +200,25 @@
           <w:bCs/>
           <w:szCs w:val="22"/>
         </w:rPr>
-        <w:t>Computational Clinical Psychology Lab</w:t>
+        <w:t xml:space="preserve">Computational Clinical </w:t>
+      </w:r>
+      <w:r>
+        <w:rPr>
+          <w:rFonts w:ascii="Times New Roman" w:eastAsia="나눔명조" w:hAnsi="Times New Roman" w:cs="Times New Roman"/>
+          <w:b/>
+          <w:bCs/>
+          <w:szCs w:val="22"/>
+        </w:rPr>
+        <w:t>Science</w:t>
+      </w:r>
+      <w:r>
+        <w:rPr>
+          <w:rFonts w:ascii="Times New Roman" w:eastAsia="나눔명조" w:hAnsi="Times New Roman" w:cs="Times New Roman"/>
+          <w:b/>
+          <w:bCs/>
+          <w:szCs w:val="22"/>
+        </w:rPr>
+        <w:t xml:space="preserve"> Lab</w:t>
       </w:r>
     </w:p>
     <w:p>
@@ -662,7 +680,34 @@
           <w:bCs/>
           <w:szCs w:val="22"/>
         </w:rPr>
-        <w:t>Computational Clinical Psychology Lab</w:t>
+        <w:t xml:space="preserve">Computational Clinical </w:t>
+      </w:r>
+      <w:r>
+        <w:rPr>
+          <w:rFonts w:ascii="Times New Roman" w:eastAsia="나눔명조" w:hAnsi="Times New Roman" w:cs="Times New Roman"/>
+          <w:b/>
+          <w:bCs/>
+          <w:szCs w:val="22"/>
+        </w:rPr>
+        <w:t>Science</w:t>
+      </w:r>
+      <w:r>
+        <w:rPr>
+          <w:rFonts w:ascii="Times New Roman" w:eastAsia="나눔명조" w:hAnsi="Times New Roman" w:cs="Times New Roman"/>
+          <w:b/>
+          <w:bCs/>
+          <w:szCs w:val="22"/>
+        </w:rPr>
+        <w:t xml:space="preserve"> </w:t>
+      </w:r>
+      <w:r>
+        <w:rPr>
+          <w:rFonts w:ascii="Times New Roman" w:eastAsia="나눔명조" w:hAnsi="Times New Roman" w:cs="Times New Roman"/>
+          <w:b/>
+          <w:bCs/>
+          <w:szCs w:val="22"/>
+        </w:rPr>
+        <w:t>Lab</w:t>
       </w:r>
     </w:p>
     <w:p>
@@ -1517,7 +1562,7 @@
         <w:wordWrap/>
         <w:spacing w:line="276" w:lineRule="auto"/>
         <w:rPr>
-          <w:rFonts w:ascii="Times New Roman" w:eastAsia="나눔명조" w:hAnsi="Times New Roman" w:cs="Times New Roman" w:hint="eastAsia"/>
+          <w:rFonts w:ascii="Times New Roman" w:eastAsia="나눔명조" w:hAnsi="Times New Roman" w:cs="Times New Roman"/>
           <w:b/>
           <w:bCs/>
           <w:sz w:val="28"/>
